--- a/supplementary/Supplementary_Material.docx
+++ b/supplementary/Supplementary_Material.docx
@@ -8919,14 +8919,10 @@
             <w:vAlign w:val="center"/>
           </w:tcPr>
           <w:p>
-            <w:pPr>
-              <w:spacing w:after="0" w:line="240" w:lineRule="auto"/>
-            </w:pPr>
-            <w:r>
-              <w:rPr>
-                <w:rFonts w:ascii="Times New Roman" w:hAnsi="Times New Roman" w:eastAsia="Times New Roman"/>
-                <w:b/>
-                <w:sz w:val="21"/>
+            <w:r>
+              <w:rPr>
+                <w:rFonts w:ascii="Times New Roman" w:hAnsi="Times New Roman"/>
+                <w:sz w:val="20"/>
               </w:rPr>
               <w:t>Item</w:t>
             </w:r>
@@ -8939,14 +8935,10 @@
             <w:vAlign w:val="center"/>
           </w:tcPr>
           <w:p>
-            <w:pPr>
-              <w:spacing w:after="0" w:line="240" w:lineRule="auto"/>
-            </w:pPr>
-            <w:r>
-              <w:rPr>
-                <w:rFonts w:ascii="Times New Roman" w:hAnsi="Times New Roman" w:eastAsia="Times New Roman"/>
-                <w:b/>
-                <w:sz w:val="21"/>
+            <w:r>
+              <w:rPr>
+                <w:rFonts w:ascii="Times New Roman" w:hAnsi="Times New Roman"/>
+                <w:sz w:val="20"/>
               </w:rPr>
               <w:t>Value</w:t>
             </w:r>
@@ -8979,14 +8971,10 @@
             <w:vAlign w:val="center"/>
           </w:tcPr>
           <w:p>
-            <w:pPr>
-              <w:spacing w:after="0" w:line="240" w:lineRule="auto"/>
-            </w:pPr>
-            <w:r>
-              <w:rPr>
-                <w:rFonts w:ascii="Times New Roman" w:hAnsi="Times New Roman" w:eastAsia="Times New Roman"/>
-                <w:b w:val="0"/>
-                <w:sz w:val="21"/>
+            <w:r>
+              <w:rPr>
+                <w:rFonts w:ascii="Times New Roman" w:hAnsi="Times New Roman"/>
+                <w:sz w:val="20"/>
               </w:rPr>
               <w:t>candidate_pool_requested</w:t>
             </w:r>
@@ -8998,14 +8986,10 @@
             <w:vAlign w:val="center"/>
           </w:tcPr>
           <w:p>
-            <w:pPr>
-              <w:spacing w:after="0" w:line="240" w:lineRule="auto"/>
-            </w:pPr>
-            <w:r>
-              <w:rPr>
-                <w:rFonts w:ascii="Times New Roman" w:hAnsi="Times New Roman" w:eastAsia="Times New Roman"/>
-                <w:b w:val="0"/>
-                <w:sz w:val="21"/>
+            <w:r>
+              <w:rPr>
+                <w:rFonts w:ascii="Times New Roman" w:hAnsi="Times New Roman"/>
+                <w:sz w:val="20"/>
               </w:rPr>
               <w:t>50000</w:t>
             </w:r>
@@ -9038,14 +9022,10 @@
             <w:vAlign w:val="center"/>
           </w:tcPr>
           <w:p>
-            <w:pPr>
-              <w:spacing w:after="0" w:line="240" w:lineRule="auto"/>
-            </w:pPr>
-            <w:r>
-              <w:rPr>
-                <w:rFonts w:ascii="Times New Roman" w:hAnsi="Times New Roman" w:eastAsia="Times New Roman"/>
-                <w:b w:val="0"/>
-                <w:sz w:val="21"/>
+            <w:r>
+              <w:rPr>
+                <w:rFonts w:ascii="Times New Roman" w:hAnsi="Times New Roman"/>
+                <w:sz w:val="20"/>
               </w:rPr>
               <w:t>unique_candidates_after_deduplication</w:t>
             </w:r>
@@ -9057,16 +9037,12 @@
             <w:vAlign w:val="center"/>
           </w:tcPr>
           <w:p>
-            <w:pPr>
-              <w:spacing w:after="0" w:line="240" w:lineRule="auto"/>
-            </w:pPr>
-            <w:r>
-              <w:rPr>
-                <w:rFonts w:ascii="Times New Roman" w:hAnsi="Times New Roman" w:eastAsia="Times New Roman"/>
-                <w:b w:val="0"/>
-                <w:sz w:val="21"/>
-              </w:rPr>
-              <w:t>49969</w:t>
+            <w:r>
+              <w:rPr>
+                <w:rFonts w:ascii="Times New Roman" w:hAnsi="Times New Roman"/>
+                <w:sz w:val="20"/>
+              </w:rPr>
+              <w:t>not separately recorded in updated_outputs</w:t>
             </w:r>
           </w:p>
         </w:tc>
@@ -9097,14 +9073,10 @@
             <w:vAlign w:val="center"/>
           </w:tcPr>
           <w:p>
-            <w:pPr>
-              <w:spacing w:after="0" w:line="240" w:lineRule="auto"/>
-            </w:pPr>
-            <w:r>
-              <w:rPr>
-                <w:rFonts w:ascii="Times New Roman" w:hAnsi="Times New Roman" w:eastAsia="Times New Roman"/>
-                <w:b w:val="0"/>
-                <w:sz w:val="21"/>
+            <w:r>
+              <w:rPr>
+                <w:rFonts w:ascii="Times New Roman" w:hAnsi="Times New Roman"/>
+                <w:sz w:val="20"/>
               </w:rPr>
               <w:t>candidates_after_feasibility_filtering</w:t>
             </w:r>
@@ -9116,16 +9088,12 @@
             <w:vAlign w:val="center"/>
           </w:tcPr>
           <w:p>
-            <w:pPr>
-              <w:spacing w:after="0" w:line="240" w:lineRule="auto"/>
-            </w:pPr>
-            <w:r>
-              <w:rPr>
-                <w:rFonts w:ascii="Times New Roman" w:hAnsi="Times New Roman" w:eastAsia="Times New Roman"/>
-                <w:b w:val="0"/>
-                <w:sz w:val="21"/>
-              </w:rPr>
-              <w:t>not separately recorded</w:t>
+            <w:r>
+              <w:rPr>
+                <w:rFonts w:ascii="Times New Roman" w:hAnsi="Times New Roman"/>
+                <w:sz w:val="20"/>
+              </w:rPr>
+              <w:t>not separately recorded in updated_outputs</w:t>
             </w:r>
           </w:p>
         </w:tc>
@@ -9156,14 +9124,10 @@
             <w:vAlign w:val="center"/>
           </w:tcPr>
           <w:p>
-            <w:pPr>
-              <w:spacing w:after="0" w:line="240" w:lineRule="auto"/>
-            </w:pPr>
-            <w:r>
-              <w:rPr>
-                <w:rFonts w:ascii="Times New Roman" w:hAnsi="Times New Roman" w:eastAsia="Times New Roman"/>
-                <w:b w:val="0"/>
-                <w:sz w:val="21"/>
+            <w:r>
+              <w:rPr>
+                <w:rFonts w:ascii="Times New Roman" w:hAnsi="Times New Roman"/>
+                <w:sz w:val="20"/>
               </w:rPr>
               <w:t>candidates_after_out_of_distribution_control</w:t>
             </w:r>
@@ -9175,16 +9139,12 @@
             <w:vAlign w:val="center"/>
           </w:tcPr>
           <w:p>
-            <w:pPr>
-              <w:spacing w:after="0" w:line="240" w:lineRule="auto"/>
-            </w:pPr>
-            <w:r>
-              <w:rPr>
-                <w:rFonts w:ascii="Times New Roman" w:hAnsi="Times New Roman" w:eastAsia="Times New Roman"/>
-                <w:b w:val="0"/>
-                <w:sz w:val="21"/>
-              </w:rPr>
-              <w:t>46136</w:t>
+            <w:r>
+              <w:rPr>
+                <w:rFonts w:ascii="Times New Roman" w:hAnsi="Times New Roman"/>
+                <w:sz w:val="20"/>
+              </w:rPr>
+              <w:t>46157</w:t>
             </w:r>
           </w:p>
         </w:tc>
@@ -9215,14 +9175,10 @@
             <w:vAlign w:val="center"/>
           </w:tcPr>
           <w:p>
-            <w:pPr>
-              <w:spacing w:after="0" w:line="240" w:lineRule="auto"/>
-            </w:pPr>
-            <w:r>
-              <w:rPr>
-                <w:rFonts w:ascii="Times New Roman" w:hAnsi="Times New Roman" w:eastAsia="Times New Roman"/>
-                <w:b w:val="0"/>
-                <w:sz w:val="21"/>
+            <w:r>
+              <w:rPr>
+                <w:rFonts w:ascii="Times New Roman" w:hAnsi="Times New Roman"/>
+                <w:sz w:val="20"/>
               </w:rPr>
               <w:t>final_scored_candidates</w:t>
             </w:r>
@@ -9234,16 +9190,12 @@
             <w:vAlign w:val="center"/>
           </w:tcPr>
           <w:p>
-            <w:pPr>
-              <w:spacing w:after="0" w:line="240" w:lineRule="auto"/>
-            </w:pPr>
-            <w:r>
-              <w:rPr>
-                <w:rFonts w:ascii="Times New Roman" w:hAnsi="Times New Roman" w:eastAsia="Times New Roman"/>
-                <w:b w:val="0"/>
-                <w:sz w:val="21"/>
-              </w:rPr>
-              <w:t>46136</w:t>
+            <w:r>
+              <w:rPr>
+                <w:rFonts w:ascii="Times New Roman" w:hAnsi="Times New Roman"/>
+                <w:sz w:val="20"/>
+              </w:rPr>
+              <w:t>46157</w:t>
             </w:r>
           </w:p>
         </w:tc>
@@ -9274,14 +9226,10 @@
             <w:vAlign w:val="center"/>
           </w:tcPr>
           <w:p>
-            <w:pPr>
-              <w:spacing w:after="0" w:line="240" w:lineRule="auto"/>
-            </w:pPr>
-            <w:r>
-              <w:rPr>
-                <w:rFonts w:ascii="Times New Roman" w:hAnsi="Times New Roman" w:eastAsia="Times New Roman"/>
-                <w:b w:val="0"/>
-                <w:sz w:val="21"/>
+            <w:r>
+              <w:rPr>
+                <w:rFonts w:ascii="Times New Roman" w:hAnsi="Times New Roman"/>
+                <w:sz w:val="20"/>
               </w:rPr>
               <w:t>top_candidates_exported</w:t>
             </w:r>
@@ -9293,14 +9241,10 @@
             <w:vAlign w:val="center"/>
           </w:tcPr>
           <w:p>
-            <w:pPr>
-              <w:spacing w:after="0" w:line="240" w:lineRule="auto"/>
-            </w:pPr>
-            <w:r>
-              <w:rPr>
-                <w:rFonts w:ascii="Times New Roman" w:hAnsi="Times New Roman" w:eastAsia="Times New Roman"/>
-                <w:b w:val="0"/>
-                <w:sz w:val="21"/>
+            <w:r>
+              <w:rPr>
+                <w:rFonts w:ascii="Times New Roman" w:hAnsi="Times New Roman"/>
+                <w:sz w:val="20"/>
               </w:rPr>
               <w:t>200</w:t>
             </w:r>
@@ -9333,14 +9277,10 @@
             <w:vAlign w:val="center"/>
           </w:tcPr>
           <w:p>
-            <w:pPr>
-              <w:spacing w:after="0" w:line="240" w:lineRule="auto"/>
-            </w:pPr>
-            <w:r>
-              <w:rPr>
-                <w:rFonts w:ascii="Times New Roman" w:hAnsi="Times New Roman" w:eastAsia="Times New Roman"/>
-                <w:b w:val="0"/>
-                <w:sz w:val="21"/>
+            <w:r>
+              <w:rPr>
+                <w:rFonts w:ascii="Times New Roman" w:hAnsi="Times New Roman"/>
+                <w:sz w:val="20"/>
               </w:rPr>
               <w:t>primary_model</w:t>
             </w:r>
@@ -9352,14 +9292,10 @@
             <w:vAlign w:val="center"/>
           </w:tcPr>
           <w:p>
-            <w:pPr>
-              <w:spacing w:after="0" w:line="240" w:lineRule="auto"/>
-            </w:pPr>
-            <w:r>
-              <w:rPr>
-                <w:rFonts w:ascii="Times New Roman" w:hAnsi="Times New Roman" w:eastAsia="Times New Roman"/>
-                <w:b w:val="0"/>
-                <w:sz w:val="21"/>
+            <w:r>
+              <w:rPr>
+                <w:rFonts w:ascii="Times New Roman" w:hAnsi="Times New Roman"/>
+                <w:sz w:val="20"/>
               </w:rPr>
               <w:t>CatBoost</w:t>
             </w:r>
@@ -9392,14 +9328,10 @@
             <w:vAlign w:val="center"/>
           </w:tcPr>
           <w:p>
-            <w:pPr>
-              <w:spacing w:after="0" w:line="240" w:lineRule="auto"/>
-            </w:pPr>
-            <w:r>
-              <w:rPr>
-                <w:rFonts w:ascii="Times New Roman" w:hAnsi="Times New Roman" w:eastAsia="Times New Roman"/>
-                <w:b w:val="0"/>
-                <w:sz w:val="21"/>
+            <w:r>
+              <w:rPr>
+                <w:rFonts w:ascii="Times New Roman" w:hAnsi="Times New Roman"/>
+                <w:sz w:val="20"/>
               </w:rPr>
               <w:t>screening_score</w:t>
             </w:r>
@@ -9411,14 +9343,10 @@
             <w:vAlign w:val="center"/>
           </w:tcPr>
           <w:p>
-            <w:pPr>
-              <w:spacing w:after="0" w:line="240" w:lineRule="auto"/>
-            </w:pPr>
-            <w:r>
-              <w:rPr>
-                <w:rFonts w:ascii="Times New Roman" w:hAnsi="Times New Roman" w:eastAsia="Times New Roman"/>
-                <w:b w:val="0"/>
-                <w:sz w:val="21"/>
+            <w:r>
+              <w:rPr>
+                <w:rFonts w:ascii="Times New Roman" w:hAnsi="Times New Roman"/>
+                <w:sz w:val="20"/>
               </w:rPr>
               <w:t>predicted high-delivery probability</w:t>
             </w:r>
@@ -9451,16 +9379,12 @@
             <w:vAlign w:val="center"/>
           </w:tcPr>
           <w:p>
-            <w:pPr>
-              <w:spacing w:after="0" w:line="240" w:lineRule="auto"/>
-            </w:pPr>
-            <w:r>
-              <w:rPr>
-                <w:rFonts w:ascii="Times New Roman" w:hAnsi="Times New Roman" w:eastAsia="Times New Roman"/>
-                <w:b w:val="0"/>
-                <w:sz w:val="21"/>
-              </w:rPr>
-              <w:t>numeric_ood_control_rule</w:t>
+            <w:r>
+              <w:rPr>
+                <w:rFonts w:ascii="Times New Roman" w:hAnsi="Times New Roman"/>
+                <w:sz w:val="20"/>
+              </w:rPr>
+              <w:t>candidate_generation_strategy</w:t>
             </w:r>
           </w:p>
         </w:tc>
@@ -9470,16 +9394,132 @@
             <w:vAlign w:val="center"/>
           </w:tcPr>
           <w:p>
-            <w:pPr>
-              <w:spacing w:after="0" w:line="240" w:lineRule="auto"/>
-            </w:pPr>
-            <w:r>
-              <w:rPr>
-                <w:rFonts w:ascii="Times New Roman" w:hAnsi="Times New Roman" w:eastAsia="Times New Roman"/>
-                <w:b w:val="0"/>
-                <w:sz w:val="21"/>
-              </w:rPr>
-              <w:t>0.01 and 0.99 quantiles of the reference training distribution for Size, Zeta Potential, and Admin.</w:t>
+            <w:r>
+              <w:rPr>
+                <w:rFonts w:ascii="Times New Roman" w:hAnsi="Times New Roman"/>
+                <w:sz w:val="20"/>
+              </w:rPr>
+              <w:t>50,000 virtual nanoparticle candidates were generated and then deduplicated, feasibility-filtered, OOD-filtered, scored, and ranked.</w:t>
+            </w:r>
+          </w:p>
+        </w:tc>
+      </w:tr>
+      <w:tr>
+        <w:tc>
+          <w:tcPr>
+            <w:tcW w:type="dxa" w:w="4968"/>
+          </w:tcPr>
+          <w:p>
+            <w:r>
+              <w:rPr>
+                <w:rFonts w:ascii="Times New Roman" w:hAnsi="Times New Roman"/>
+                <w:sz w:val="20"/>
+              </w:rPr>
+              <w:t>categorical_feasibility_filtering</w:t>
+            </w:r>
+          </w:p>
+        </w:tc>
+        <w:tc>
+          <w:tcPr>
+            <w:tcW w:type="dxa" w:w="4968"/>
+          </w:tcPr>
+          <w:p>
+            <w:r>
+              <w:rPr>
+                <w:rFonts w:ascii="Times New Roman" w:hAnsi="Times New Roman"/>
+                <w:sz w:val="20"/>
+              </w:rPr>
+              <w:t>Chemistry-aware categorical feasibility filtering was applied before model scoring.</w:t>
+            </w:r>
+          </w:p>
+        </w:tc>
+      </w:tr>
+      <w:tr>
+        <w:tc>
+          <w:tcPr>
+            <w:tcW w:type="dxa" w:w="4968"/>
+          </w:tcPr>
+          <w:p>
+            <w:r>
+              <w:rPr>
+                <w:rFonts w:ascii="Times New Roman" w:hAnsi="Times New Roman"/>
+                <w:sz w:val="20"/>
+              </w:rPr>
+              <w:t>type_mat_shape_constraint</w:t>
+            </w:r>
+          </w:p>
+        </w:tc>
+        <w:tc>
+          <w:tcPr>
+            <w:tcW w:type="dxa" w:w="4968"/>
+          </w:tcPr>
+          <w:p>
+            <w:r>
+              <w:rPr>
+                <w:rFonts w:ascii="Times New Roman" w:hAnsi="Times New Roman"/>
+                <w:sz w:val="20"/>
+              </w:rPr>
+              <w:t>Generated Type-MAT-Shape combinations were constrained to combinations observed in the real database; retained combinations: 26.</w:t>
+            </w:r>
+          </w:p>
+        </w:tc>
+      </w:tr>
+      <w:tr>
+        <w:tc>
+          <w:tcPr>
+            <w:tcW w:type="dxa" w:w="4968"/>
+          </w:tcPr>
+          <w:p>
+            <w:r>
+              <w:rPr>
+                <w:rFonts w:ascii="Times New Roman" w:hAnsi="Times New Roman"/>
+                <w:sz w:val="20"/>
+              </w:rPr>
+              <w:t>ood_filtering</w:t>
+            </w:r>
+          </w:p>
+        </w:tc>
+        <w:tc>
+          <w:tcPr>
+            <w:tcW w:type="dxa" w:w="4968"/>
+          </w:tcPr>
+          <w:p>
+            <w:r>
+              <w:rPr>
+                <w:rFonts w:ascii="Times New Roman" w:hAnsi="Times New Roman"/>
+                <w:sz w:val="20"/>
+              </w:rPr>
+              <w:t>Numeric out-of-distribution filtering was applied before final CatBoost scoring.</w:t>
+            </w:r>
+          </w:p>
+        </w:tc>
+      </w:tr>
+      <w:tr>
+        <w:tc>
+          <w:tcPr>
+            <w:tcW w:type="dxa" w:w="4968"/>
+          </w:tcPr>
+          <w:p>
+            <w:r>
+              <w:rPr>
+                <w:rFonts w:ascii="Times New Roman" w:hAnsi="Times New Roman"/>
+                <w:sz w:val="20"/>
+              </w:rPr>
+              <w:t>ranking_strategy</w:t>
+            </w:r>
+          </w:p>
+        </w:tc>
+        <w:tc>
+          <w:tcPr>
+            <w:tcW w:type="dxa" w:w="4968"/>
+          </w:tcPr>
+          <w:p>
+            <w:r>
+              <w:rPr>
+                <w:rFonts w:ascii="Times New Roman" w:hAnsi="Times New Roman"/>
+                <w:sz w:val="20"/>
+              </w:rPr>
+              <w:t>Candidates were prioritized by descending CatBoost predicted high-delivery probability.</w:t>
             </w:r>
           </w:p>
         </w:tc>
@@ -9553,14 +9593,10 @@
             <w:vAlign w:val="center"/>
           </w:tcPr>
           <w:p>
-            <w:pPr>
-              <w:spacing w:after="0" w:line="240" w:lineRule="auto"/>
-            </w:pPr>
-            <w:r>
-              <w:rPr>
-                <w:rFonts w:ascii="Times New Roman" w:hAnsi="Times New Roman" w:eastAsia="Times New Roman"/>
-                <w:b/>
-                <w:sz w:val="21"/>
+            <w:r>
+              <w:rPr>
+                <w:rFonts w:ascii="Times New Roman" w:hAnsi="Times New Roman"/>
+                <w:sz w:val="20"/>
               </w:rPr>
               <w:t>Parameter</w:t>
             </w:r>
@@ -9573,14 +9609,10 @@
             <w:vAlign w:val="center"/>
           </w:tcPr>
           <w:p>
-            <w:pPr>
-              <w:spacing w:after="0" w:line="240" w:lineRule="auto"/>
-            </w:pPr>
-            <w:r>
-              <w:rPr>
-                <w:rFonts w:ascii="Times New Roman" w:hAnsi="Times New Roman" w:eastAsia="Times New Roman"/>
-                <w:b/>
-                <w:sz w:val="21"/>
+            <w:r>
+              <w:rPr>
+                <w:rFonts w:ascii="Times New Roman" w:hAnsi="Times New Roman"/>
+                <w:sz w:val="20"/>
               </w:rPr>
               <w:t>Recommended window</w:t>
             </w:r>
@@ -9593,14 +9625,10 @@
             <w:vAlign w:val="center"/>
           </w:tcPr>
           <w:p>
-            <w:pPr>
-              <w:spacing w:after="0" w:line="240" w:lineRule="auto"/>
-            </w:pPr>
-            <w:r>
-              <w:rPr>
-                <w:rFonts w:ascii="Times New Roman" w:hAnsi="Times New Roman" w:eastAsia="Times New Roman"/>
-                <w:b/>
-                <w:sz w:val="21"/>
+            <w:r>
+              <w:rPr>
+                <w:rFonts w:ascii="Times New Roman" w:hAnsi="Times New Roman"/>
+                <w:sz w:val="20"/>
               </w:rPr>
               <w:t>Median</w:t>
             </w:r>
@@ -9613,14 +9641,10 @@
             <w:vAlign w:val="center"/>
           </w:tcPr>
           <w:p>
-            <w:pPr>
-              <w:spacing w:after="0" w:line="240" w:lineRule="auto"/>
-            </w:pPr>
-            <w:r>
-              <w:rPr>
-                <w:rFonts w:ascii="Times New Roman" w:hAnsi="Times New Roman" w:eastAsia="Times New Roman"/>
-                <w:b/>
-                <w:sz w:val="21"/>
+            <w:r>
+              <w:rPr>
+                <w:rFonts w:ascii="Times New Roman" w:hAnsi="Times New Roman"/>
+                <w:sz w:val="20"/>
               </w:rPr>
               <w:t>Candidates used</w:t>
             </w:r>
@@ -9633,14 +9657,10 @@
             <w:vAlign w:val="center"/>
           </w:tcPr>
           <w:p>
-            <w:pPr>
-              <w:spacing w:after="0" w:line="240" w:lineRule="auto"/>
-            </w:pPr>
-            <w:r>
-              <w:rPr>
-                <w:rFonts w:ascii="Times New Roman" w:hAnsi="Times New Roman" w:eastAsia="Times New Roman"/>
-                <w:b/>
-                <w:sz w:val="21"/>
+            <w:r>
+              <w:rPr>
+                <w:rFonts w:ascii="Times New Roman" w:hAnsi="Times New Roman"/>
+                <w:sz w:val="20"/>
               </w:rPr>
               <w:t>Unit</w:t>
             </w:r>
@@ -9673,14 +9693,10 @@
             <w:vAlign w:val="center"/>
           </w:tcPr>
           <w:p>
-            <w:pPr>
-              <w:spacing w:after="0" w:line="240" w:lineRule="auto"/>
-            </w:pPr>
-            <w:r>
-              <w:rPr>
-                <w:rFonts w:ascii="Times New Roman" w:hAnsi="Times New Roman" w:eastAsia="Times New Roman"/>
-                <w:b w:val="0"/>
-                <w:sz w:val="21"/>
+            <w:r>
+              <w:rPr>
+                <w:rFonts w:ascii="Times New Roman" w:hAnsi="Times New Roman"/>
+                <w:sz w:val="20"/>
               </w:rPr>
               <w:t>Size</w:t>
             </w:r>
@@ -9692,16 +9708,12 @@
             <w:vAlign w:val="center"/>
           </w:tcPr>
           <w:p>
-            <w:pPr>
-              <w:spacing w:after="0" w:line="240" w:lineRule="auto"/>
-            </w:pPr>
-            <w:r>
-              <w:rPr>
-                <w:rFonts w:ascii="Times New Roman" w:hAnsi="Times New Roman" w:eastAsia="Times New Roman"/>
-                <w:b w:val="0"/>
-                <w:sz w:val="21"/>
-              </w:rPr>
-              <w:t>8.0-48.0</w:t>
+            <w:r>
+              <w:rPr>
+                <w:rFonts w:ascii="Times New Roman" w:hAnsi="Times New Roman"/>
+                <w:sz w:val="20"/>
+              </w:rPr>
+              <w:t>7.922 - 222</w:t>
             </w:r>
           </w:p>
         </w:tc>
@@ -9711,16 +9723,12 @@
             <w:vAlign w:val="center"/>
           </w:tcPr>
           <w:p>
-            <w:pPr>
-              <w:spacing w:after="0" w:line="240" w:lineRule="auto"/>
-            </w:pPr>
-            <w:r>
-              <w:rPr>
-                <w:rFonts w:ascii="Times New Roman" w:hAnsi="Times New Roman" w:eastAsia="Times New Roman"/>
-                <w:b w:val="0"/>
-                <w:sz w:val="21"/>
-              </w:rPr>
-              <w:t>14</w:t>
+            <w:r>
+              <w:rPr>
+                <w:rFonts w:ascii="Times New Roman" w:hAnsi="Times New Roman"/>
+                <w:sz w:val="20"/>
+              </w:rPr>
+              <w:t>129.586</w:t>
             </w:r>
           </w:p>
         </w:tc>
@@ -9730,14 +9738,10 @@
             <w:vAlign w:val="center"/>
           </w:tcPr>
           <w:p>
-            <w:pPr>
-              <w:spacing w:after="0" w:line="240" w:lineRule="auto"/>
-            </w:pPr>
-            <w:r>
-              <w:rPr>
-                <w:rFonts w:ascii="Times New Roman" w:hAnsi="Times New Roman" w:eastAsia="Times New Roman"/>
-                <w:b w:val="0"/>
-                <w:sz w:val="21"/>
+            <w:r>
+              <w:rPr>
+                <w:rFonts w:ascii="Times New Roman" w:hAnsi="Times New Roman"/>
+                <w:sz w:val="20"/>
               </w:rPr>
               <w:t>20</w:t>
             </w:r>
@@ -9749,14 +9753,10 @@
             <w:vAlign w:val="center"/>
           </w:tcPr>
           <w:p>
-            <w:pPr>
-              <w:spacing w:after="0" w:line="240" w:lineRule="auto"/>
-            </w:pPr>
-            <w:r>
-              <w:rPr>
-                <w:rFonts w:ascii="Times New Roman" w:hAnsi="Times New Roman" w:eastAsia="Times New Roman"/>
-                <w:b w:val="0"/>
-                <w:sz w:val="21"/>
+            <w:r>
+              <w:rPr>
+                <w:rFonts w:ascii="Times New Roman" w:hAnsi="Times New Roman"/>
+                <w:sz w:val="20"/>
               </w:rPr>
               <w:t>nm</w:t>
             </w:r>
@@ -9789,14 +9789,10 @@
             <w:vAlign w:val="center"/>
           </w:tcPr>
           <w:p>
-            <w:pPr>
-              <w:spacing w:after="0" w:line="240" w:lineRule="auto"/>
-            </w:pPr>
-            <w:r>
-              <w:rPr>
-                <w:rFonts w:ascii="Times New Roman" w:hAnsi="Times New Roman" w:eastAsia="Times New Roman"/>
-                <w:b w:val="0"/>
-                <w:sz w:val="21"/>
+            <w:r>
+              <w:rPr>
+                <w:rFonts w:ascii="Times New Roman" w:hAnsi="Times New Roman"/>
+                <w:sz w:val="20"/>
               </w:rPr>
               <w:t>Zeta Potential</w:t>
             </w:r>
@@ -9808,16 +9804,12 @@
             <w:vAlign w:val="center"/>
           </w:tcPr>
           <w:p>
-            <w:pPr>
-              <w:spacing w:after="0" w:line="240" w:lineRule="auto"/>
-            </w:pPr>
-            <w:r>
-              <w:rPr>
-                <w:rFonts w:ascii="Times New Roman" w:hAnsi="Times New Roman" w:eastAsia="Times New Roman"/>
-                <w:b w:val="0"/>
-                <w:sz w:val="21"/>
-              </w:rPr>
-              <w:t>-6.75-0.8528</w:t>
+            <w:r>
+              <w:rPr>
+                <w:rFonts w:ascii="Times New Roman" w:hAnsi="Times New Roman"/>
+                <w:sz w:val="20"/>
+              </w:rPr>
+              <w:t>-18.6 - -0.48</w:t>
             </w:r>
           </w:p>
         </w:tc>
@@ -9827,16 +9819,12 @@
             <w:vAlign w:val="center"/>
           </w:tcPr>
           <w:p>
-            <w:pPr>
-              <w:spacing w:after="0" w:line="240" w:lineRule="auto"/>
-            </w:pPr>
-            <w:r>
-              <w:rPr>
-                <w:rFonts w:ascii="Times New Roman" w:hAnsi="Times New Roman" w:eastAsia="Times New Roman"/>
-                <w:b w:val="0"/>
-                <w:sz w:val="21"/>
-              </w:rPr>
-              <w:t>-2.82</w:t>
+            <w:r>
+              <w:rPr>
+                <w:rFonts w:ascii="Times New Roman" w:hAnsi="Times New Roman"/>
+                <w:sz w:val="20"/>
+              </w:rPr>
+              <w:t>-4.5</w:t>
             </w:r>
           </w:p>
         </w:tc>
@@ -9846,14 +9834,10 @@
             <w:vAlign w:val="center"/>
           </w:tcPr>
           <w:p>
-            <w:pPr>
-              <w:spacing w:after="0" w:line="240" w:lineRule="auto"/>
-            </w:pPr>
-            <w:r>
-              <w:rPr>
-                <w:rFonts w:ascii="Times New Roman" w:hAnsi="Times New Roman" w:eastAsia="Times New Roman"/>
-                <w:b w:val="0"/>
-                <w:sz w:val="21"/>
+            <w:r>
+              <w:rPr>
+                <w:rFonts w:ascii="Times New Roman" w:hAnsi="Times New Roman"/>
+                <w:sz w:val="20"/>
               </w:rPr>
               <w:t>20</w:t>
             </w:r>
@@ -9865,14 +9849,10 @@
             <w:vAlign w:val="center"/>
           </w:tcPr>
           <w:p>
-            <w:pPr>
-              <w:spacing w:after="0" w:line="240" w:lineRule="auto"/>
-            </w:pPr>
-            <w:r>
-              <w:rPr>
-                <w:rFonts w:ascii="Times New Roman" w:hAnsi="Times New Roman" w:eastAsia="Times New Roman"/>
-                <w:b w:val="0"/>
-                <w:sz w:val="21"/>
+            <w:r>
+              <w:rPr>
+                <w:rFonts w:ascii="Times New Roman" w:hAnsi="Times New Roman"/>
+                <w:sz w:val="20"/>
               </w:rPr>
               <w:t>mV</w:t>
             </w:r>
@@ -9905,16 +9885,12 @@
             <w:vAlign w:val="center"/>
           </w:tcPr>
           <w:p>
-            <w:pPr>
-              <w:spacing w:after="0" w:line="240" w:lineRule="auto"/>
-            </w:pPr>
-            <w:r>
-              <w:rPr>
-                <w:rFonts w:ascii="Times New Roman" w:hAnsi="Times New Roman" w:eastAsia="Times New Roman"/>
-                <w:b w:val="0"/>
-                <w:sz w:val="21"/>
-              </w:rPr>
-              <w:t>Administration dose</w:t>
+            <w:r>
+              <w:rPr>
+                <w:rFonts w:ascii="Times New Roman" w:hAnsi="Times New Roman"/>
+                <w:sz w:val="20"/>
+              </w:rPr>
+              <w:t>Admin</w:t>
             </w:r>
           </w:p>
         </w:tc>
@@ -9924,16 +9900,12 @@
             <w:vAlign w:val="center"/>
           </w:tcPr>
           <w:p>
-            <w:pPr>
-              <w:spacing w:after="0" w:line="240" w:lineRule="auto"/>
-            </w:pPr>
-            <w:r>
-              <w:rPr>
-                <w:rFonts w:ascii="Times New Roman" w:hAnsi="Times New Roman" w:eastAsia="Times New Roman"/>
-                <w:b w:val="0"/>
-                <w:sz w:val="21"/>
-              </w:rPr>
-              <w:t>0.363-5.8225</w:t>
+            <w:r>
+              <w:rPr>
+                <w:rFonts w:ascii="Times New Roman" w:hAnsi="Times New Roman"/>
+                <w:sz w:val="20"/>
+              </w:rPr>
+              <w:t>0.6382 - 5</w:t>
             </w:r>
           </w:p>
         </w:tc>
@@ -9943,14 +9915,10 @@
             <w:vAlign w:val="center"/>
           </w:tcPr>
           <w:p>
-            <w:pPr>
-              <w:spacing w:after="0" w:line="240" w:lineRule="auto"/>
-            </w:pPr>
-            <w:r>
-              <w:rPr>
-                <w:rFonts w:ascii="Times New Roman" w:hAnsi="Times New Roman" w:eastAsia="Times New Roman"/>
-                <w:b w:val="0"/>
-                <w:sz w:val="21"/>
+            <w:r>
+              <w:rPr>
+                <w:rFonts w:ascii="Times New Roman" w:hAnsi="Times New Roman"/>
+                <w:sz w:val="20"/>
               </w:rPr>
               <w:t>1</w:t>
             </w:r>
@@ -9962,14 +9930,10 @@
             <w:vAlign w:val="center"/>
           </w:tcPr>
           <w:p>
-            <w:pPr>
-              <w:spacing w:after="0" w:line="240" w:lineRule="auto"/>
-            </w:pPr>
-            <w:r>
-              <w:rPr>
-                <w:rFonts w:ascii="Times New Roman" w:hAnsi="Times New Roman" w:eastAsia="Times New Roman"/>
-                <w:b w:val="0"/>
-                <w:sz w:val="21"/>
+            <w:r>
+              <w:rPr>
+                <w:rFonts w:ascii="Times New Roman" w:hAnsi="Times New Roman"/>
+                <w:sz w:val="20"/>
               </w:rPr>
               <w:t>20</w:t>
             </w:r>
@@ -9981,14 +9945,10 @@
             <w:vAlign w:val="center"/>
           </w:tcPr>
           <w:p>
-            <w:pPr>
-              <w:spacing w:after="0" w:line="240" w:lineRule="auto"/>
-            </w:pPr>
-            <w:r>
-              <w:rPr>
-                <w:rFonts w:ascii="Times New Roman" w:hAnsi="Times New Roman" w:eastAsia="Times New Roman"/>
-                <w:b w:val="0"/>
-                <w:sz w:val="21"/>
+            <w:r>
+              <w:rPr>
+                <w:rFonts w:ascii="Times New Roman" w:hAnsi="Times New Roman"/>
+                <w:sz w:val="20"/>
               </w:rPr>
               <w:t>mg/kg</w:t>
             </w:r>
@@ -10021,12 +9981,7 @@
     </w:p>
     <w:p>
       <w:r>
-        <w:rPr>
-          <w:rFonts w:ascii="Times New Roman" w:hAnsi="Times New Roman" w:eastAsia="Times New Roman"/>
-          <w:b w:val="0"/>
-          <w:sz w:val="21"/>
-        </w:rPr>
-        <w:t>No additional supplementary figures are provided. All primary visual results, including the study workflow, analytical dataset characteristics, comparative model performance, SHAP-based interpretation, candidate-screening workflow, and NanoScreen-AI dashboard implementation, are presented in the main figures.</w:t>
+        <w:t>No additional supplementary figures are provided. All primary visual results, including the study workflow, analytical dataset characteristics, comparative model performance, SHAP-based interpretation, updated candidate-screening workflow, and NanoScreen-AI dashboard implementation, are presented in the main figures.</w:t>
       </w:r>
     </w:p>
     <w:p>
@@ -10064,12 +10019,7 @@
     </w:p>
     <w:p>
       <w:r>
-        <w:rPr>
-          <w:rFonts w:ascii="Times New Roman" w:hAnsi="Times New Roman" w:eastAsia="Times New Roman"/>
-          <w:b w:val="0"/>
-          <w:sz w:val="21"/>
-        </w:rPr>
-        <w:t>Supplementary Excel File C contains virtual formulation screening outputs, scored candidates, top-ranked candidates, cancer-type-specific candidates, and local working-range outputs.</w:t>
+        <w:t>Supplementary Excel File C contains the updated virtual formulation screening outputs generated from 50,000 virtual nanoparticle candidates, including 46,157 CatBoost-scored candidates, top-ranked candidates, cancer-type-specific candidates, filtering and ranking metadata, and local working-range outputs.</w:t>
       </w:r>
     </w:p>
     <w:p>
